--- a/tests/fixtures/assignments/korpis-coursework.docx
+++ b/tests/fixtures/assignments/korpis-coursework.docx
@@ -264,12 +264,12 @@
       <w:r>
         <w:t xml:space="preserve">  на электронную почту </w:t>
       </w:r>
-      <w:hyperlink r:id="rId7" w:tooltip="mailto:v.kandaulov@ulstu.ru" w:history="1">
+      <w:hyperlink r:id="rId7" w:tooltip="mailto:teacher@example.edu" w:history="1">
         <w:r>
           <w:rPr>
             <w:rStyle w:val="af1"/>
           </w:rPr>
-          <w:t>v.kandaulov@ulstu.ru</w:t>
+          <w:t>teacher@example.edu</w:t>
         </w:r>
       </w:hyperlink>
     </w:p>
